--- a/04_Informes_Diarios/2026-08-25_Monitor_Diario_Mercados.docx
+++ b/04_Informes_Diarios/2026-08-25_Monitor_Diario_Mercados.docx
@@ -2187,7 +2187,7 @@
                 <w:color w:val="0F172A"/>
                 <w:sz w:val="14"/>
               </w:rPr>
-              <w:t>$8.105,00</w:t>
+              <w:t>$8.065,00</w:t>
             </w:r>
           </w:p>
         </w:tc>
@@ -2220,7 +2220,7 @@
                 <w:color w:val="0D5C46"/>
                 <w:sz w:val="14"/>
               </w:rPr>
-              <w:t>+2,53%</w:t>
+              <w:t>+2,02%</w:t>
             </w:r>
           </w:p>
         </w:tc>
@@ -2351,7 +2351,7 @@
                 <w:color w:val="0F172A"/>
                 <w:sz w:val="14"/>
               </w:rPr>
-              <w:t>$5.135,00</w:t>
+              <w:t>$5.170,00</w:t>
             </w:r>
           </w:p>
         </w:tc>
@@ -2384,7 +2384,7 @@
                 <w:color w:val="0D5C46"/>
                 <w:sz w:val="14"/>
               </w:rPr>
-              <w:t>+2,60%</w:t>
+              <w:t>+3,30%</w:t>
             </w:r>
           </w:p>
         </w:tc>
@@ -2678,7 +2678,7 @@
                 <w:color w:val="0F172A"/>
                 <w:sz w:val="14"/>
               </w:rPr>
-              <w:t>$7.010,00</w:t>
+              <w:t>$7.045,00</w:t>
             </w:r>
           </w:p>
         </w:tc>
@@ -2711,7 +2711,7 @@
                 <w:color w:val="0D5C46"/>
                 <w:sz w:val="14"/>
               </w:rPr>
-              <w:t>+7,02%</w:t>
+              <w:t>+7,56%</w:t>
             </w:r>
           </w:p>
         </w:tc>
@@ -2842,7 +2842,7 @@
                 <w:color w:val="0F172A"/>
                 <w:sz w:val="14"/>
               </w:rPr>
-              <w:t>$12.470,00</w:t>
+              <w:t>$12.510,00</w:t>
             </w:r>
           </w:p>
         </w:tc>
@@ -2875,7 +2875,7 @@
                 <w:color w:val="0D5C46"/>
                 <w:sz w:val="14"/>
               </w:rPr>
-              <w:t>+5,68%</w:t>
+              <w:t>+6,02%</w:t>
             </w:r>
           </w:p>
         </w:tc>
@@ -3557,7 +3557,7 @@
                 <w:color w:val="0F172A"/>
                 <w:sz w:val="14"/>
               </w:rPr>
-              <w:t>$46,5 B</w:t>
+              <w:t>$46,6 B</w:t>
             </w:r>
           </w:p>
         </w:tc>
